--- a/public/labs/os/pz-25/ЛР3_ОС_Командні_файли_в_ОС_Windows.docx
+++ b/public/labs/os/pz-25/ЛР3_ОС_Командні_файли_в_ОС_Windows.docx
@@ -870,8 +870,8 @@
       <w:tblPr>
         <w:tblStyle w:val="Table"/>
         <w:tblW w:type="dxa" w:w="9637"/>
+        <w:tblLayout w:type="fixed"/>
         <w:tblLook w:firstRow="1" w:lastRow="0" w:firstColumn="0" w:lastColumn="0" w:noHBand="0" w:noVBand="0" w:val="0020"/>
-        <w:tblLayout w:type="fixed"/>
       </w:tblPr>
       <w:tblGrid>
         <w:gridCol w:w="3212"/>
@@ -887,6 +887,7 @@
           <w:p>
             <w:pPr>
               <w:pStyle w:val="Compact"/>
+              <w:spacing w:before="0" w:after="0" w:line="240" w:lineRule="auto"/>
             </w:pPr>
             <w:r>
               <w:t xml:space="preserve">Запис</w:t>
@@ -898,6 +899,7 @@
           <w:p>
             <w:pPr>
               <w:pStyle w:val="Compact"/>
+              <w:spacing w:before="0" w:after="0" w:line="240" w:lineRule="auto"/>
             </w:pPr>
             <w:r>
               <w:t xml:space="preserve">Що повертає</w:t>
@@ -909,6 +911,7 @@
           <w:p>
             <w:pPr>
               <w:pStyle w:val="Compact"/>
+              <w:spacing w:before="0" w:after="0" w:line="240" w:lineRule="auto"/>
             </w:pPr>
             <w:r>
               <w:t xml:space="preserve">Приклад результату</w:t>
@@ -922,6 +925,7 @@
           <w:p>
             <w:pPr>
               <w:pStyle w:val="Compact"/>
+              <w:spacing w:before="0" w:after="0" w:line="240" w:lineRule="auto"/>
             </w:pPr>
             <w:r>
               <w:rPr>
@@ -936,6 +940,7 @@
           <w:p>
             <w:pPr>
               <w:pStyle w:val="Compact"/>
+              <w:spacing w:before="0" w:after="0" w:line="240" w:lineRule="auto"/>
             </w:pPr>
             <w:r>
               <w:t xml:space="preserve">значення без лапок</w:t>
@@ -947,6 +952,7 @@
           <w:p>
             <w:pPr>
               <w:pStyle w:val="Compact"/>
+              <w:spacing w:before="0" w:after="0" w:line="240" w:lineRule="auto"/>
             </w:pPr>
             <w:r>
               <w:rPr>
@@ -963,6 +969,7 @@
           <w:p>
             <w:pPr>
               <w:pStyle w:val="Compact"/>
+              <w:spacing w:before="0" w:after="0" w:line="240" w:lineRule="auto"/>
             </w:pPr>
             <w:r>
               <w:rPr>
@@ -977,6 +984,7 @@
           <w:p>
             <w:pPr>
               <w:pStyle w:val="Compact"/>
+              <w:spacing w:before="0" w:after="0" w:line="240" w:lineRule="auto"/>
             </w:pPr>
             <w:r>
               <w:t xml:space="preserve">тільки ім’я файлу</w:t>
@@ -988,6 +996,7 @@
           <w:p>
             <w:pPr>
               <w:pStyle w:val="Compact"/>
+              <w:spacing w:before="0" w:after="0" w:line="240" w:lineRule="auto"/>
             </w:pPr>
             <w:r>
               <w:rPr>
@@ -1004,6 +1013,7 @@
           <w:p>
             <w:pPr>
               <w:pStyle w:val="Compact"/>
+              <w:spacing w:before="0" w:after="0" w:line="240" w:lineRule="auto"/>
             </w:pPr>
             <w:r>
               <w:rPr>
@@ -1018,6 +1028,7 @@
           <w:p>
             <w:pPr>
               <w:pStyle w:val="Compact"/>
+              <w:spacing w:before="0" w:after="0" w:line="240" w:lineRule="auto"/>
             </w:pPr>
             <w:r>
               <w:t xml:space="preserve">тільки розширення</w:t>
@@ -1029,6 +1040,7 @@
           <w:p>
             <w:pPr>
               <w:pStyle w:val="Compact"/>
+              <w:spacing w:before="0" w:after="0" w:line="240" w:lineRule="auto"/>
             </w:pPr>
             <w:r>
               <w:rPr>
@@ -1045,6 +1057,7 @@
           <w:p>
             <w:pPr>
               <w:pStyle w:val="Compact"/>
+              <w:spacing w:before="0" w:after="0" w:line="240" w:lineRule="auto"/>
             </w:pPr>
             <w:r>
               <w:rPr>
@@ -1059,6 +1072,7 @@
           <w:p>
             <w:pPr>
               <w:pStyle w:val="Compact"/>
+              <w:spacing w:before="0" w:after="0" w:line="240" w:lineRule="auto"/>
             </w:pPr>
             <w:r>
               <w:t xml:space="preserve">літеру диска</w:t>
@@ -1070,6 +1084,7 @@
           <w:p>
             <w:pPr>
               <w:pStyle w:val="Compact"/>
+              <w:spacing w:before="0" w:after="0" w:line="240" w:lineRule="auto"/>
             </w:pPr>
             <w:r>
               <w:rPr>
@@ -1086,6 +1101,7 @@
           <w:p>
             <w:pPr>
               <w:pStyle w:val="Compact"/>
+              <w:spacing w:before="0" w:after="0" w:line="240" w:lineRule="auto"/>
             </w:pPr>
             <w:r>
               <w:rPr>
@@ -1100,6 +1116,7 @@
           <w:p>
             <w:pPr>
               <w:pStyle w:val="Compact"/>
+              <w:spacing w:before="0" w:after="0" w:line="240" w:lineRule="auto"/>
             </w:pPr>
             <w:r>
               <w:t xml:space="preserve">шлях без диска й імені</w:t>
@@ -1111,6 +1128,7 @@
           <w:p>
             <w:pPr>
               <w:pStyle w:val="Compact"/>
+              <w:spacing w:before="0" w:after="0" w:line="240" w:lineRule="auto"/>
             </w:pPr>
             <w:r>
               <w:rPr>
@@ -1127,6 +1145,7 @@
           <w:p>
             <w:pPr>
               <w:pStyle w:val="Compact"/>
+              <w:spacing w:before="0" w:after="0" w:line="240" w:lineRule="auto"/>
             </w:pPr>
             <w:r>
               <w:rPr>
@@ -1141,6 +1160,7 @@
           <w:p>
             <w:pPr>
               <w:pStyle w:val="Compact"/>
+              <w:spacing w:before="0" w:after="0" w:line="240" w:lineRule="auto"/>
             </w:pPr>
             <w:r>
               <w:t xml:space="preserve">каталог самого скрипта</w:t>
@@ -1152,6 +1172,7 @@
           <w:p>
             <w:pPr>
               <w:pStyle w:val="Compact"/>
+              <w:spacing w:before="0" w:after="0" w:line="240" w:lineRule="auto"/>
             </w:pPr>
             <w:r>
               <w:rPr>
@@ -1168,6 +1189,7 @@
           <w:p>
             <w:pPr>
               <w:pStyle w:val="Compact"/>
+              <w:spacing w:before="0" w:after="0" w:line="240" w:lineRule="auto"/>
             </w:pPr>
             <w:r>
               <w:rPr>
@@ -1182,6 +1204,7 @@
           <w:p>
             <w:pPr>
               <w:pStyle w:val="Compact"/>
+              <w:spacing w:before="0" w:after="0" w:line="240" w:lineRule="auto"/>
             </w:pPr>
             <w:r>
               <w:t xml:space="preserve">розмір файлу в байтах</w:t>
@@ -1193,6 +1216,7 @@
           <w:p>
             <w:pPr>
               <w:pStyle w:val="Compact"/>
+              <w:spacing w:before="0" w:after="0" w:line="240" w:lineRule="auto"/>
             </w:pPr>
             <w:r>
               <w:rPr>
@@ -1209,6 +1233,7 @@
           <w:p>
             <w:pPr>
               <w:pStyle w:val="Compact"/>
+              <w:spacing w:before="0" w:after="0" w:line="240" w:lineRule="auto"/>
             </w:pPr>
             <w:r>
               <w:rPr>
@@ -1223,6 +1248,7 @@
           <w:p>
             <w:pPr>
               <w:pStyle w:val="Compact"/>
+              <w:spacing w:before="0" w:after="0" w:line="240" w:lineRule="auto"/>
             </w:pPr>
             <w:r>
               <w:t xml:space="preserve">дату й час зміни</w:t>
@@ -1234,6 +1260,7 @@
           <w:p>
             <w:pPr>
               <w:pStyle w:val="Compact"/>
+              <w:spacing w:before="0" w:after="0" w:line="240" w:lineRule="auto"/>
             </w:pPr>
             <w:r>
               <w:rPr>
@@ -1534,6 +1561,7 @@
           <w:p>
             <w:pPr>
               <w:pStyle w:val="Compact"/>
+              <w:spacing w:before="0" w:after="0" w:line="240" w:lineRule="auto"/>
             </w:pPr>
             <w:r>
               <w:t xml:space="preserve">Форма</w:t>
@@ -1545,6 +1573,7 @@
           <w:p>
             <w:pPr>
               <w:pStyle w:val="Compact"/>
+              <w:spacing w:before="0" w:after="0" w:line="240" w:lineRule="auto"/>
             </w:pPr>
             <w:r>
               <w:t xml:space="preserve">Призначення</w:t>
@@ -1558,6 +1587,7 @@
           <w:p>
             <w:pPr>
               <w:pStyle w:val="Compact"/>
+              <w:spacing w:before="0" w:after="0" w:line="240" w:lineRule="auto"/>
             </w:pPr>
             <w:r>
               <w:rPr>
@@ -1572,6 +1602,7 @@
           <w:p>
             <w:pPr>
               <w:pStyle w:val="Compact"/>
+              <w:spacing w:before="0" w:after="0" w:line="240" w:lineRule="auto"/>
             </w:pPr>
             <w:r>
               <w:t xml:space="preserve">перевірка, чи переданий аргумент</w:t>
@@ -1585,6 +1616,7 @@
           <w:p>
             <w:pPr>
               <w:pStyle w:val="Compact"/>
+              <w:spacing w:before="0" w:after="0" w:line="240" w:lineRule="auto"/>
             </w:pPr>
             <w:r>
               <w:rPr>
@@ -1599,6 +1631,7 @@
           <w:p>
             <w:pPr>
               <w:pStyle w:val="Compact"/>
+              <w:spacing w:before="0" w:after="0" w:line="240" w:lineRule="auto"/>
             </w:pPr>
             <w:r>
               <w:t xml:space="preserve">порівняння без урахування регістру</w:t>
@@ -1612,6 +1645,7 @@
           <w:p>
             <w:pPr>
               <w:pStyle w:val="Compact"/>
+              <w:spacing w:before="0" w:after="0" w:line="240" w:lineRule="auto"/>
             </w:pPr>
             <w:r>
               <w:rPr>
@@ -1626,6 +1660,7 @@
           <w:p>
             <w:pPr>
               <w:pStyle w:val="Compact"/>
+              <w:spacing w:before="0" w:after="0" w:line="240" w:lineRule="auto"/>
             </w:pPr>
             <w:r>
               <w:t xml:space="preserve">перевірка наявності файлу або каталогу</w:t>
@@ -1639,6 +1674,7 @@
           <w:p>
             <w:pPr>
               <w:pStyle w:val="Compact"/>
+              <w:spacing w:before="0" w:after="0" w:line="240" w:lineRule="auto"/>
             </w:pPr>
             <w:r>
               <w:rPr>
@@ -1653,6 +1689,7 @@
           <w:p>
             <w:pPr>
               <w:pStyle w:val="Compact"/>
+              <w:spacing w:before="0" w:after="0" w:line="240" w:lineRule="auto"/>
             </w:pPr>
             <w:r>
               <w:t xml:space="preserve">створення каталогу, якщо його немає</w:t>
@@ -1666,6 +1703,7 @@
           <w:p>
             <w:pPr>
               <w:pStyle w:val="Compact"/>
+              <w:spacing w:before="0" w:after="0" w:line="240" w:lineRule="auto"/>
             </w:pPr>
             <w:r>
               <w:rPr>
@@ -1680,6 +1718,7 @@
           <w:p>
             <w:pPr>
               <w:pStyle w:val="Compact"/>
+              <w:spacing w:before="0" w:after="0" w:line="240" w:lineRule="auto"/>
             </w:pPr>
             <w:r>
               <w:t xml:space="preserve">попередня команда завершилася з помилкою</w:t>
@@ -1693,6 +1732,7 @@
           <w:p>
             <w:pPr>
               <w:pStyle w:val="Compact"/>
+              <w:spacing w:before="0" w:after="0" w:line="240" w:lineRule="auto"/>
             </w:pPr>
             <w:r>
               <w:rPr>
@@ -1707,6 +1747,7 @@
           <w:p>
             <w:pPr>
               <w:pStyle w:val="Compact"/>
+              <w:spacing w:before="0" w:after="0" w:line="240" w:lineRule="auto"/>
             </w:pPr>
             <w:r>
               <w:t xml:space="preserve">числове порівняння: gtr, geq, lss, leq, equ, neq</w:t>
@@ -5530,6 +5571,7 @@
           <w:p>
             <w:pPr>
               <w:pStyle w:val="Compact"/>
+              <w:spacing w:before="0" w:after="0" w:line="240" w:lineRule="auto"/>
             </w:pPr>
             <w:r>
               <w:t xml:space="preserve">№</w:t>
@@ -5541,6 +5583,7 @@
           <w:p>
             <w:pPr>
               <w:pStyle w:val="Compact"/>
+              <w:spacing w:before="0" w:after="0" w:line="240" w:lineRule="auto"/>
             </w:pPr>
             <w:r>
               <w:t xml:space="preserve">Завдання скрипта</w:t>
@@ -5552,6 +5595,7 @@
           <w:p>
             <w:pPr>
               <w:pStyle w:val="Compact"/>
+              <w:spacing w:before="0" w:after="0" w:line="240" w:lineRule="auto"/>
             </w:pPr>
             <w:r>
               <w:t xml:space="preserve">Параметр</w:t>
@@ -5563,6 +5607,7 @@
           <w:p>
             <w:pPr>
               <w:pStyle w:val="Compact"/>
+              <w:spacing w:before="0" w:after="0" w:line="240" w:lineRule="auto"/>
             </w:pPr>
             <w:r>
               <w:t xml:space="preserve">Додаткове завдання</w:t>
@@ -5576,6 +5621,7 @@
           <w:p>
             <w:pPr>
               <w:pStyle w:val="Compact"/>
+              <w:spacing w:before="0" w:after="0" w:line="240" w:lineRule="auto"/>
             </w:pPr>
             <w:r>
               <w:t xml:space="preserve">1</w:t>
@@ -5587,6 +5633,7 @@
           <w:p>
             <w:pPr>
               <w:pStyle w:val="Compact"/>
+              <w:spacing w:before="0" w:after="0" w:line="240" w:lineRule="auto"/>
             </w:pPr>
             <w:r>
               <w:t xml:space="preserve">Резервне копіювання каталогу з датою в імені</w:t>
@@ -5598,6 +5645,7 @@
           <w:p>
             <w:pPr>
               <w:pStyle w:val="Compact"/>
+              <w:spacing w:before="0" w:after="0" w:line="240" w:lineRule="auto"/>
             </w:pPr>
             <w:r>
               <w:t xml:space="preserve">шлях до каталогу</w:t>
@@ -5609,6 +5657,7 @@
           <w:p>
             <w:pPr>
               <w:pStyle w:val="Compact"/>
+              <w:spacing w:before="0" w:after="0" w:line="240" w:lineRule="auto"/>
             </w:pPr>
             <w:r>
               <w:t xml:space="preserve">Пояснити, чому</w:t>
@@ -5637,6 +5686,7 @@
           <w:p>
             <w:pPr>
               <w:pStyle w:val="Compact"/>
+              <w:spacing w:before="0" w:after="0" w:line="240" w:lineRule="auto"/>
             </w:pPr>
             <w:r>
               <w:t xml:space="preserve">2</w:t>
@@ -5648,6 +5698,7 @@
           <w:p>
             <w:pPr>
               <w:pStyle w:val="Compact"/>
+              <w:spacing w:before="0" w:after="0" w:line="240" w:lineRule="auto"/>
             </w:pPr>
             <w:r>
               <w:t xml:space="preserve">Пошук файлів за розширенням і запис переліку у звіт</w:t>
@@ -5659,6 +5710,7 @@
           <w:p>
             <w:pPr>
               <w:pStyle w:val="Compact"/>
+              <w:spacing w:before="0" w:after="0" w:line="240" w:lineRule="auto"/>
             </w:pPr>
             <w:r>
               <w:t xml:space="preserve">розширення</w:t>
@@ -5670,6 +5722,7 @@
           <w:p>
             <w:pPr>
               <w:pStyle w:val="Compact"/>
+              <w:spacing w:before="0" w:after="0" w:line="240" w:lineRule="auto"/>
             </w:pPr>
             <w:r>
               <w:t xml:space="preserve">Порахувати сумарний обсяг знайдених файлів</w:t>
@@ -5683,6 +5736,7 @@
           <w:p>
             <w:pPr>
               <w:pStyle w:val="Compact"/>
+              <w:spacing w:before="0" w:after="0" w:line="240" w:lineRule="auto"/>
             </w:pPr>
             <w:r>
               <w:t xml:space="preserve">3</w:t>
@@ -5694,6 +5748,7 @@
           <w:p>
             <w:pPr>
               <w:pStyle w:val="Compact"/>
+              <w:spacing w:before="0" w:after="0" w:line="240" w:lineRule="auto"/>
             </w:pPr>
             <w:r>
               <w:t xml:space="preserve">Перейменування файлів за маскою з веденням журналу</w:t>
@@ -5705,6 +5760,7 @@
           <w:p>
             <w:pPr>
               <w:pStyle w:val="Compact"/>
+              <w:spacing w:before="0" w:after="0" w:line="240" w:lineRule="auto"/>
             </w:pPr>
             <w:r>
               <w:t xml:space="preserve">маска</w:t>
@@ -5716,6 +5772,7 @@
           <w:p>
             <w:pPr>
               <w:pStyle w:val="Compact"/>
+              <w:spacing w:before="0" w:after="0" w:line="240" w:lineRule="auto"/>
             </w:pPr>
             <w:r>
               <w:t xml:space="preserve">Показати, що станеться, якщо ім’я-приймач уже існує</w:t>
@@ -5729,6 +5786,7 @@
           <w:p>
             <w:pPr>
               <w:pStyle w:val="Compact"/>
+              <w:spacing w:before="0" w:after="0" w:line="240" w:lineRule="auto"/>
             </w:pPr>
             <w:r>
               <w:t xml:space="preserve">4</w:t>
@@ -5740,6 +5798,7 @@
           <w:p>
             <w:pPr>
               <w:pStyle w:val="Compact"/>
+              <w:spacing w:before="0" w:after="0" w:line="240" w:lineRule="auto"/>
             </w:pPr>
             <w:r>
               <w:t xml:space="preserve">Очищення каталогу від файлів, старших за N днів</w:t>
@@ -5751,6 +5810,7 @@
           <w:p>
             <w:pPr>
               <w:pStyle w:val="Compact"/>
+              <w:spacing w:before="0" w:after="0" w:line="240" w:lineRule="auto"/>
             </w:pPr>
             <w:r>
               <w:t xml:space="preserve">кількість днів</w:t>
@@ -5762,6 +5822,7 @@
           <w:p>
             <w:pPr>
               <w:pStyle w:val="Compact"/>
+              <w:spacing w:before="0" w:after="0" w:line="240" w:lineRule="auto"/>
             </w:pPr>
             <w:r>
               <w:t xml:space="preserve">Пояснити, чому</w:t>
@@ -5805,6 +5866,7 @@
           <w:p>
             <w:pPr>
               <w:pStyle w:val="Compact"/>
+              <w:spacing w:before="0" w:after="0" w:line="240" w:lineRule="auto"/>
             </w:pPr>
             <w:r>
               <w:t xml:space="preserve">5</w:t>
@@ -5816,6 +5878,7 @@
           <w:p>
             <w:pPr>
               <w:pStyle w:val="Compact"/>
+              <w:spacing w:before="0" w:after="0" w:line="240" w:lineRule="auto"/>
             </w:pPr>
             <w:r>
               <w:t xml:space="preserve">Архівування вмісту каталогу засобами</w:t>
@@ -5836,6 +5899,7 @@
           <w:p>
             <w:pPr>
               <w:pStyle w:val="Compact"/>
+              <w:spacing w:before="0" w:after="0" w:line="240" w:lineRule="auto"/>
             </w:pPr>
             <w:r>
               <w:t xml:space="preserve">шлях до каталогу</w:t>
@@ -5847,6 +5911,7 @@
           <w:p>
             <w:pPr>
               <w:pStyle w:val="Compact"/>
+              <w:spacing w:before="0" w:after="0" w:line="240" w:lineRule="auto"/>
             </w:pPr>
             <w:r>
               <w:t xml:space="preserve">Порівняти розмір архіву й вихідних даних</w:t>
@@ -5860,6 +5925,7 @@
           <w:p>
             <w:pPr>
               <w:pStyle w:val="Compact"/>
+              <w:spacing w:before="0" w:after="0" w:line="240" w:lineRule="auto"/>
             </w:pPr>
             <w:r>
               <w:t xml:space="preserve">6</w:t>
@@ -5871,6 +5937,7 @@
           <w:p>
             <w:pPr>
               <w:pStyle w:val="Compact"/>
+              <w:spacing w:before="0" w:after="0" w:line="240" w:lineRule="auto"/>
             </w:pPr>
             <w:r>
               <w:t xml:space="preserve">Інвентаризація системи у текстовий файл</w:t>
@@ -5882,6 +5949,7 @@
           <w:p>
             <w:pPr>
               <w:pStyle w:val="Compact"/>
+              <w:spacing w:before="0" w:after="0" w:line="240" w:lineRule="auto"/>
             </w:pPr>
             <w:r>
               <w:t xml:space="preserve">ім’я звіту</w:t>
@@ -5893,6 +5961,7 @@
           <w:p>
             <w:pPr>
               <w:pStyle w:val="Compact"/>
+              <w:spacing w:before="0" w:after="0" w:line="240" w:lineRule="auto"/>
             </w:pPr>
             <w:r>
               <w:t xml:space="preserve">Додати до звіту перелік дисків і вільне місце</w:t>
@@ -5906,6 +5975,7 @@
           <w:p>
             <w:pPr>
               <w:pStyle w:val="Compact"/>
+              <w:spacing w:before="0" w:after="0" w:line="240" w:lineRule="auto"/>
             </w:pPr>
             <w:r>
               <w:t xml:space="preserve">7</w:t>
@@ -5917,6 +5987,7 @@
           <w:p>
             <w:pPr>
               <w:pStyle w:val="Compact"/>
+              <w:spacing w:before="0" w:after="0" w:line="240" w:lineRule="auto"/>
             </w:pPr>
             <w:r>
               <w:t xml:space="preserve">Підрахунок рядків у всіх текстових файлах дерева</w:t>
@@ -5928,6 +5999,7 @@
           <w:p>
             <w:pPr>
               <w:pStyle w:val="Compact"/>
+              <w:spacing w:before="0" w:after="0" w:line="240" w:lineRule="auto"/>
             </w:pPr>
             <w:r>
               <w:t xml:space="preserve">шлях</w:t>
@@ -5939,6 +6011,7 @@
           <w:p>
             <w:pPr>
               <w:pStyle w:val="Compact"/>
+              <w:spacing w:before="0" w:after="0" w:line="240" w:lineRule="auto"/>
             </w:pPr>
             <w:r>
               <w:t xml:space="preserve">Вивести файл з найбільшою кількістю рядків</w:t>
@@ -5952,6 +6025,7 @@
           <w:p>
             <w:pPr>
               <w:pStyle w:val="Compact"/>
+              <w:spacing w:before="0" w:after="0" w:line="240" w:lineRule="auto"/>
             </w:pPr>
             <w:r>
               <w:t xml:space="preserve">8</w:t>
@@ -5963,6 +6037,7 @@
           <w:p>
             <w:pPr>
               <w:pStyle w:val="Compact"/>
+              <w:spacing w:before="0" w:after="0" w:line="240" w:lineRule="auto"/>
             </w:pPr>
             <w:r>
               <w:t xml:space="preserve">Копіювання файлів, змінених сьогодні</w:t>
@@ -5974,6 +6049,7 @@
           <w:p>
             <w:pPr>
               <w:pStyle w:val="Compact"/>
+              <w:spacing w:before="0" w:after="0" w:line="240" w:lineRule="auto"/>
             </w:pPr>
             <w:r>
               <w:t xml:space="preserve">шлях-приймач</w:t>
@@ -5985,6 +6061,7 @@
           <w:p>
             <w:pPr>
               <w:pStyle w:val="Compact"/>
+              <w:spacing w:before="0" w:after="0" w:line="240" w:lineRule="auto"/>
             </w:pPr>
             <w:r>
               <w:t xml:space="preserve">Пояснити, як</w:t>
@@ -6013,6 +6090,7 @@
           <w:p>
             <w:pPr>
               <w:pStyle w:val="Compact"/>
+              <w:spacing w:before="0" w:after="0" w:line="240" w:lineRule="auto"/>
             </w:pPr>
             <w:r>
               <w:t xml:space="preserve">9</w:t>
@@ -6024,6 +6102,7 @@
           <w:p>
             <w:pPr>
               <w:pStyle w:val="Compact"/>
+              <w:spacing w:before="0" w:after="0" w:line="240" w:lineRule="auto"/>
             </w:pPr>
             <w:r>
               <w:t xml:space="preserve">Перевірка доступності вузлів мережі зі списку</w:t>
@@ -6035,6 +6114,7 @@
           <w:p>
             <w:pPr>
               <w:pStyle w:val="Compact"/>
+              <w:spacing w:before="0" w:after="0" w:line="240" w:lineRule="auto"/>
             </w:pPr>
             <w:r>
               <w:t xml:space="preserve">файл зі списком</w:t>
@@ -6046,6 +6126,7 @@
           <w:p>
             <w:pPr>
               <w:pStyle w:val="Compact"/>
+              <w:spacing w:before="0" w:after="0" w:line="240" w:lineRule="auto"/>
             </w:pPr>
             <w:r>
               <w:t xml:space="preserve">Записати в журнал час відповіді кожного вузла</w:t>
@@ -6059,6 +6140,7 @@
           <w:p>
             <w:pPr>
               <w:pStyle w:val="Compact"/>
+              <w:spacing w:before="0" w:after="0" w:line="240" w:lineRule="auto"/>
             </w:pPr>
             <w:r>
               <w:t xml:space="preserve">10</w:t>
@@ -6070,6 +6152,7 @@
           <w:p>
             <w:pPr>
               <w:pStyle w:val="Compact"/>
+              <w:spacing w:before="0" w:after="0" w:line="240" w:lineRule="auto"/>
             </w:pPr>
             <w:r>
               <w:t xml:space="preserve">Створення структури каталогів за описом із CSV</w:t>
@@ -6081,6 +6164,7 @@
           <w:p>
             <w:pPr>
               <w:pStyle w:val="Compact"/>
+              <w:spacing w:before="0" w:after="0" w:line="240" w:lineRule="auto"/>
             </w:pPr>
             <w:r>
               <w:t xml:space="preserve">файл CSV</w:t>
@@ -6092,6 +6176,7 @@
           <w:p>
             <w:pPr>
               <w:pStyle w:val="Compact"/>
+              <w:spacing w:before="0" w:after="0" w:line="240" w:lineRule="auto"/>
             </w:pPr>
             <w:r>
               <w:t xml:space="preserve">Обробити випадок, коли каталог уже існує</w:t>
@@ -6105,6 +6190,7 @@
           <w:p>
             <w:pPr>
               <w:pStyle w:val="Compact"/>
+              <w:spacing w:before="0" w:after="0" w:line="240" w:lineRule="auto"/>
             </w:pPr>
             <w:r>
               <w:t xml:space="preserve">11</w:t>
@@ -6116,6 +6202,7 @@
           <w:p>
             <w:pPr>
               <w:pStyle w:val="Compact"/>
+              <w:spacing w:before="0" w:after="0" w:line="240" w:lineRule="auto"/>
             </w:pPr>
             <w:r>
               <w:t xml:space="preserve">Пошук дублікатів імен файлів у дереві каталогів</w:t>
@@ -6127,6 +6214,7 @@
           <w:p>
             <w:pPr>
               <w:pStyle w:val="Compact"/>
+              <w:spacing w:before="0" w:after="0" w:line="240" w:lineRule="auto"/>
             </w:pPr>
             <w:r>
               <w:t xml:space="preserve">шлях</w:t>
@@ -6138,6 +6226,7 @@
           <w:p>
             <w:pPr>
               <w:pStyle w:val="Compact"/>
+              <w:spacing w:before="0" w:after="0" w:line="240" w:lineRule="auto"/>
             </w:pPr>
             <w:r>
               <w:t xml:space="preserve">Пояснити, чому однакові імена не означають однакового вмісту</w:t>
@@ -6151,6 +6240,7 @@
           <w:p>
             <w:pPr>
               <w:pStyle w:val="Compact"/>
+              <w:spacing w:before="0" w:after="0" w:line="240" w:lineRule="auto"/>
             </w:pPr>
             <w:r>
               <w:t xml:space="preserve">12</w:t>
@@ -6162,6 +6252,7 @@
           <w:p>
             <w:pPr>
               <w:pStyle w:val="Compact"/>
+              <w:spacing w:before="0" w:after="0" w:line="240" w:lineRule="auto"/>
             </w:pPr>
             <w:r>
               <w:t xml:space="preserve">Масова зміна атрибутів файлів за маскою</w:t>
@@ -6173,6 +6264,7 @@
           <w:p>
             <w:pPr>
               <w:pStyle w:val="Compact"/>
+              <w:spacing w:before="0" w:after="0" w:line="240" w:lineRule="auto"/>
             </w:pPr>
             <w:r>
               <w:t xml:space="preserve">атрибут</w:t>
@@ -6184,6 +6276,7 @@
           <w:p>
             <w:pPr>
               <w:pStyle w:val="Compact"/>
+              <w:spacing w:before="0" w:after="0" w:line="240" w:lineRule="auto"/>
             </w:pPr>
             <w:r>
               <w:t xml:space="preserve">Показати, що атрибут</w:t>
@@ -6221,6 +6314,7 @@
           <w:p>
             <w:pPr>
               <w:pStyle w:val="Compact"/>
+              <w:spacing w:before="0" w:after="0" w:line="240" w:lineRule="auto"/>
             </w:pPr>
             <w:r>
               <w:t xml:space="preserve">13</w:t>
@@ -6232,6 +6326,7 @@
           <w:p>
             <w:pPr>
               <w:pStyle w:val="Compact"/>
+              <w:spacing w:before="0" w:after="0" w:line="240" w:lineRule="auto"/>
             </w:pPr>
             <w:r>
               <w:t xml:space="preserve">Журналювання запусків: хто, коли, з якими параметрами</w:t>
@@ -6243,6 +6338,7 @@
           <w:p>
             <w:pPr>
               <w:pStyle w:val="Compact"/>
+              <w:spacing w:before="0" w:after="0" w:line="240" w:lineRule="auto"/>
             </w:pPr>
             <w:r>
               <w:t xml:space="preserve">будь-який</w:t>
@@ -6254,6 +6350,7 @@
           <w:p>
             <w:pPr>
               <w:pStyle w:val="Compact"/>
+              <w:spacing w:before="0" w:after="0" w:line="240" w:lineRule="auto"/>
             </w:pPr>
             <w:r>
               <w:t xml:space="preserve">Додати підрахунок кількості запусків за журналом</w:t>
@@ -6267,6 +6364,7 @@
           <w:p>
             <w:pPr>
               <w:pStyle w:val="Compact"/>
+              <w:spacing w:before="0" w:after="0" w:line="240" w:lineRule="auto"/>
             </w:pPr>
             <w:r>
               <w:t xml:space="preserve">14</w:t>
@@ -6278,6 +6376,7 @@
           <w:p>
             <w:pPr>
               <w:pStyle w:val="Compact"/>
+              <w:spacing w:before="0" w:after="0" w:line="240" w:lineRule="auto"/>
             </w:pPr>
             <w:r>
               <w:t xml:space="preserve">Перевірка наявності обов’язкових файлів проєкту</w:t>
@@ -6289,6 +6388,7 @@
           <w:p>
             <w:pPr>
               <w:pStyle w:val="Compact"/>
+              <w:spacing w:before="0" w:after="0" w:line="240" w:lineRule="auto"/>
             </w:pPr>
             <w:r>
               <w:t xml:space="preserve">шлях до проєкту</w:t>
@@ -6300,6 +6400,7 @@
           <w:p>
             <w:pPr>
               <w:pStyle w:val="Compact"/>
+              <w:spacing w:before="0" w:after="0" w:line="240" w:lineRule="auto"/>
             </w:pPr>
             <w:r>
               <w:t xml:space="preserve">Повернути різні коди помилок для різних відсутніх файлів</w:t>
@@ -6313,6 +6414,7 @@
           <w:p>
             <w:pPr>
               <w:pStyle w:val="Compact"/>
+              <w:spacing w:before="0" w:after="0" w:line="240" w:lineRule="auto"/>
             </w:pPr>
             <w:r>
               <w:t xml:space="preserve">15</w:t>
@@ -6324,6 +6426,7 @@
           <w:p>
             <w:pPr>
               <w:pStyle w:val="Compact"/>
+              <w:spacing w:before="0" w:after="0" w:line="240" w:lineRule="auto"/>
             </w:pPr>
             <w:r>
               <w:t xml:space="preserve">Розділення файлів за розширеннями по підкаталогах</w:t>
@@ -6335,6 +6438,7 @@
           <w:p>
             <w:pPr>
               <w:pStyle w:val="Compact"/>
+              <w:spacing w:before="0" w:after="0" w:line="240" w:lineRule="auto"/>
             </w:pPr>
             <w:r>
               <w:t xml:space="preserve">шлях</w:t>
@@ -6346,6 +6450,7 @@
           <w:p>
             <w:pPr>
               <w:pStyle w:val="Compact"/>
+              <w:spacing w:before="0" w:after="0" w:line="240" w:lineRule="auto"/>
             </w:pPr>
             <w:r>
               <w:t xml:space="preserve">Обробити файли без розширення</w:t>
@@ -6359,6 +6464,7 @@
           <w:p>
             <w:pPr>
               <w:pStyle w:val="Compact"/>
+              <w:spacing w:before="0" w:after="0" w:line="240" w:lineRule="auto"/>
             </w:pPr>
             <w:r>
               <w:t xml:space="preserve">16</w:t>
@@ -6370,6 +6476,7 @@
           <w:p>
             <w:pPr>
               <w:pStyle w:val="Compact"/>
+              <w:spacing w:before="0" w:after="0" w:line="240" w:lineRule="auto"/>
             </w:pPr>
             <w:r>
               <w:t xml:space="preserve">Порівняння двох каталогів за іменами файлів</w:t>
@@ -6381,6 +6488,7 @@
           <w:p>
             <w:pPr>
               <w:pStyle w:val="Compact"/>
+              <w:spacing w:before="0" w:after="0" w:line="240" w:lineRule="auto"/>
             </w:pPr>
             <w:r>
               <w:t xml:space="preserve">два шляхи</w:t>
@@ -6392,6 +6500,7 @@
           <w:p>
             <w:pPr>
               <w:pStyle w:val="Compact"/>
+              <w:spacing w:before="0" w:after="0" w:line="240" w:lineRule="auto"/>
             </w:pPr>
             <w:r>
               <w:t xml:space="preserve">Вивести окремо унікальні файли кожного каталогу</w:t>
@@ -6405,6 +6514,7 @@
           <w:p>
             <w:pPr>
               <w:pStyle w:val="Compact"/>
+              <w:spacing w:before="0" w:after="0" w:line="240" w:lineRule="auto"/>
             </w:pPr>
             <w:r>
               <w:t xml:space="preserve">17</w:t>
@@ -6416,6 +6526,7 @@
           <w:p>
             <w:pPr>
               <w:pStyle w:val="Compact"/>
+              <w:spacing w:before="0" w:after="0" w:line="240" w:lineRule="auto"/>
             </w:pPr>
             <w:r>
               <w:t xml:space="preserve">Завершення процесу за іменем із підтвердженням</w:t>
@@ -6427,6 +6538,7 @@
           <w:p>
             <w:pPr>
               <w:pStyle w:val="Compact"/>
+              <w:spacing w:before="0" w:after="0" w:line="240" w:lineRule="auto"/>
             </w:pPr>
             <w:r>
               <w:t xml:space="preserve">ім’я процесу</w:t>
@@ -6438,6 +6550,7 @@
           <w:p>
             <w:pPr>
               <w:pStyle w:val="Compact"/>
+              <w:spacing w:before="0" w:after="0" w:line="240" w:lineRule="auto"/>
             </w:pPr>
             <w:r>
               <w:t xml:space="preserve">Пояснити, чому не всі процеси завершуються без прав адміністратора</w:t>
@@ -6451,6 +6564,7 @@
           <w:p>
             <w:pPr>
               <w:pStyle w:val="Compact"/>
+              <w:spacing w:before="0" w:after="0" w:line="240" w:lineRule="auto"/>
             </w:pPr>
             <w:r>
               <w:t xml:space="preserve">18</w:t>
@@ -6462,6 +6576,7 @@
           <w:p>
             <w:pPr>
               <w:pStyle w:val="Compact"/>
+              <w:spacing w:before="0" w:after="0" w:line="240" w:lineRule="auto"/>
             </w:pPr>
             <w:r>
               <w:t xml:space="preserve">Формування меню з вибором дії через</w:t>
@@ -6482,6 +6597,7 @@
           <w:p>
             <w:pPr>
               <w:pStyle w:val="Compact"/>
+              <w:spacing w:before="0" w:after="0" w:line="240" w:lineRule="auto"/>
             </w:pPr>
             <w:r>
               <w:t xml:space="preserve">—</w:t>
@@ -6493,6 +6609,7 @@
           <w:p>
             <w:pPr>
               <w:pStyle w:val="Compact"/>
+              <w:spacing w:before="0" w:after="0" w:line="240" w:lineRule="auto"/>
             </w:pPr>
             <w:r>
               <w:t xml:space="preserve">Додати пункт «вихід» і коректний код повернення</w:t>
@@ -6506,6 +6623,7 @@
           <w:p>
             <w:pPr>
               <w:pStyle w:val="Compact"/>
+              <w:spacing w:before="0" w:after="0" w:line="240" w:lineRule="auto"/>
             </w:pPr>
             <w:r>
               <w:t xml:space="preserve">19</w:t>
@@ -6517,6 +6635,7 @@
           <w:p>
             <w:pPr>
               <w:pStyle w:val="Compact"/>
+              <w:spacing w:before="0" w:after="0" w:line="240" w:lineRule="auto"/>
             </w:pPr>
             <w:r>
               <w:t xml:space="preserve">Підрахунок статистики за CSV-файлом</w:t>
@@ -6528,6 +6647,7 @@
           <w:p>
             <w:pPr>
               <w:pStyle w:val="Compact"/>
+              <w:spacing w:before="0" w:after="0" w:line="240" w:lineRule="auto"/>
             </w:pPr>
             <w:r>
               <w:t xml:space="preserve">файл CSV</w:t>
@@ -6539,6 +6659,7 @@
           <w:p>
             <w:pPr>
               <w:pStyle w:val="Compact"/>
+              <w:spacing w:before="0" w:after="0" w:line="240" w:lineRule="auto"/>
             </w:pPr>
             <w:r>
               <w:t xml:space="preserve">Пояснити роль опцій</w:t>
@@ -6582,6 +6703,7 @@
           <w:p>
             <w:pPr>
               <w:pStyle w:val="Compact"/>
+              <w:spacing w:before="0" w:after="0" w:line="240" w:lineRule="auto"/>
             </w:pPr>
             <w:r>
               <w:t xml:space="preserve">20</w:t>
@@ -6593,6 +6715,7 @@
           <w:p>
             <w:pPr>
               <w:pStyle w:val="Compact"/>
+              <w:spacing w:before="0" w:after="0" w:line="240" w:lineRule="auto"/>
             </w:pPr>
             <w:r>
               <w:t xml:space="preserve">Розгортання навчального середовища: каталоги, файли, змінні</w:t>
@@ -6604,6 +6727,7 @@
           <w:p>
             <w:pPr>
               <w:pStyle w:val="Compact"/>
+              <w:spacing w:before="0" w:after="0" w:line="240" w:lineRule="auto"/>
             </w:pPr>
             <w:r>
               <w:t xml:space="preserve">ім’я середовища</w:t>
@@ -6615,6 +6739,7 @@
           <w:p>
             <w:pPr>
               <w:pStyle w:val="Compact"/>
+              <w:spacing w:before="0" w:after="0" w:line="240" w:lineRule="auto"/>
             </w:pPr>
             <w:r>
               <w:t xml:space="preserve">Показати, чим</w:t>
@@ -7275,7 +7400,7 @@
     <w:multiLevelType w:val="multilevel"/>
     <w:lvl w:ilvl="0">
       <w:numFmt w:val="bullet"/>
-      <w:lvlText w:val="–"/>
+      <w:lvlText w:val=" "/>
       <w:lvlJc w:val="left"/>
       <w:pPr>
         <w:ind w:left="1134" w:hanging="425"/>
@@ -7283,7 +7408,7 @@
     </w:lvl>
     <w:lvl w:ilvl="1">
       <w:numFmt w:val="bullet"/>
-      <w:lvlText w:val="–"/>
+      <w:lvlText w:val=" "/>
       <w:lvlJc w:val="left"/>
       <w:pPr>
         <w:ind w:left="1701" w:hanging="425"/>
@@ -7291,7 +7416,7 @@
     </w:lvl>
     <w:lvl w:ilvl="2">
       <w:numFmt w:val="bullet"/>
-      <w:lvlText w:val="–"/>
+      <w:lvlText w:val=" "/>
       <w:lvlJc w:val="left"/>
       <w:pPr>
         <w:ind w:left="2268" w:hanging="425"/>
@@ -7299,7 +7424,7 @@
     </w:lvl>
     <w:lvl w:ilvl="3">
       <w:numFmt w:val="bullet"/>
-      <w:lvlText w:val="–"/>
+      <w:lvlText w:val=" "/>
       <w:lvlJc w:val="left"/>
       <w:pPr>
         <w:ind w:left="2835" w:hanging="425"/>
@@ -7307,7 +7432,7 @@
     </w:lvl>
     <w:lvl w:ilvl="4">
       <w:numFmt w:val="bullet"/>
-      <w:lvlText w:val="–"/>
+      <w:lvlText w:val=" "/>
       <w:lvlJc w:val="left"/>
       <w:pPr>
         <w:ind w:left="3402" w:hanging="425"/>
@@ -7315,7 +7440,7 @@
     </w:lvl>
     <w:lvl w:ilvl="5">
       <w:numFmt w:val="bullet"/>
-      <w:lvlText w:val="–"/>
+      <w:lvlText w:val=" "/>
       <w:lvlJc w:val="left"/>
       <w:pPr>
         <w:ind w:left="3969" w:hanging="425"/>
@@ -7323,7 +7448,7 @@
     </w:lvl>
     <w:lvl w:ilvl="6">
       <w:numFmt w:val="bullet"/>
-      <w:lvlText w:val="–"/>
+      <w:lvlText w:val=" "/>
       <w:lvlJc w:val="left"/>
       <w:pPr>
         <w:ind w:left="4536" w:hanging="425"/>
@@ -7331,7 +7456,7 @@
     </w:lvl>
     <w:lvl w:ilvl="7">
       <w:numFmt w:val="bullet"/>
-      <w:lvlText w:val="–"/>
+      <w:lvlText w:val=" "/>
       <w:lvlJc w:val="left"/>
       <w:pPr>
         <w:ind w:left="5103" w:hanging="425"/>
@@ -7339,7 +7464,7 @@
     </w:lvl>
     <w:lvl w:ilvl="8">
       <w:numFmt w:val="bullet"/>
-      <w:lvlText w:val="–"/>
+      <w:lvlText w:val=" "/>
       <w:lvlJc w:val="left"/>
       <w:pPr>
         <w:ind w:left="5670" w:hanging="425"/>
@@ -8372,6 +8497,31 @@
       </w:tblCellMar>
     </w:tblPr>
   </w:style>
+  <w:style w:customStyle="1" w:styleId="Conclusion" w:type="paragraph">
+    <w:name w:val="Conclusion"/>
+    <w:basedOn w:val="BodyText"/>
+    <w:next w:val="BodyText"/>
+    <w:qFormat/>
+    <w:pPr>
+      <w:keepNext/>
+      <w:spacing w:after="0" w:before="240" w:line="312" w:lineRule="auto"/>
+    </w:pPr>
+  </w:style>
+  <w:style w:styleId="Header" w:type="paragraph">
+    <w:name w:val="header"/>
+    <w:basedOn w:val="Normal"/>
+    <w:qFormat/>
+    <w:pPr>
+      <w:spacing w:after="0" w:before="0" w:line="240" w:lineRule="auto"/>
+      <w:ind w:firstLine="0"/>
+      <w:jc w:val="right"/>
+    </w:pPr>
+    <w:rPr>
+      <w:rFonts w:ascii="Times New Roman" w:cs="Times New Roman" w:eastAsia="Times New Roman" w:hAnsi="Times New Roman"/>
+      <w:sz w:val="28"/>
+      <w:szCs w:val="28"/>
+    </w:rPr>
+  </w:style>
   <w:style w:type="paragraph" w:customStyle="1" w:styleId="TableCaption">
     <w:name w:val="TableCaption"/>
     <w:basedOn w:val="BodyText"/>
